--- a/posts/adaboost/index.docx
+++ b/posts/adaboost/index.docx
@@ -52,7 +52,7 @@
         </w:p>
       </w:sdtContent>
     </w:sdt>
-    <w:bookmarkStart w:id="30" w:name="introduction"/>
+    <w:bookmarkStart w:id="19" w:name="introduction"/>
     <w:p>
       <w:pPr>
         <w:pStyle w:val="Heading2"/>
@@ -90,7 +90,7 @@
         <w:t xml:space="preserve">Unlike bagging (bootstrap aggregating, e.g. random forest), which builds models independently, boosting builds models sequentially, where each new model corrects the errors of its predecessors. This approach ensures that the ensemble concentrates on the difficult-to-predict instances, making boosting highly effective for both classification and regression problems.</w:t>
       </w:r>
     </w:p>
-    <w:bookmarkStart w:id="20" w:name="key-characteristics-of-boosting"/>
+    <w:bookmarkStart w:id="9" w:name="key-characteristics-of-boosting"/>
     <w:p>
       <w:pPr>
         <w:pStyle w:val="Heading3"/>
@@ -165,8 +165,8 @@
         <w:t xml:space="preserve">The goal of boosting is to combine multiple weak learners (models slightly better than random guessing) into a strong learner.</w:t>
       </w:r>
     </w:p>
-    <w:bookmarkEnd w:id="20"/>
-    <w:bookmarkStart w:id="29" w:name="mathematical-visualization"/>
+    <w:bookmarkEnd w:id="9"/>
+    <w:bookmarkStart w:id="18" w:name="mathematical-visualization"/>
     <w:p>
       <w:pPr>
         <w:pStyle w:val="Heading3"/>
@@ -218,6 +218,9 @@
                 </m:sub>
               </m:sSub>
             </m:oMath>
+            <w:r>
+              <w:t xml:space="preserve">​</w:t>
+            </w:r>
           </w:p>
         </w:tc>
         <w:tc>
@@ -240,6 +243,9 @@
                 </m:sub>
               </m:sSub>
             </m:oMath>
+            <w:r>
+              <w:t xml:space="preserve">​</w:t>
+            </w:r>
           </w:p>
         </w:tc>
         <w:tc>
@@ -520,7 +526,7 @@
         <w:t xml:space="preserve">Now, let’s apply the AdaBoost algorithm step-by-step using this dataset.</w:t>
       </w:r>
     </w:p>
-    <w:bookmarkStart w:id="21" w:name="iteration-1"/>
+    <w:bookmarkStart w:id="10" w:name="iteration-1"/>
     <w:p>
       <w:pPr>
         <w:pStyle w:val="Heading4"/>
@@ -568,19 +574,21 @@
               </m:r>
             </m:sub>
             <m:sup>
-              <m:d>
-                <m:dPr>
-                  <m:begChr m:val="("/>
-                  <m:sepChr m:val=""/>
-                  <m:endChr m:val=")"/>
-                  <m:grow/>
-                </m:dPr>
-                <m:e>
-                  <m:r>
-                    <m:t>1</m:t>
-                  </m:r>
-                </m:e>
-              </m:d>
+              <m:r>
+                <m:rPr>
+                  <m:sty m:val="p"/>
+                </m:rPr>
+                <m:t>(</m:t>
+              </m:r>
+              <m:r>
+                <m:t>1</m:t>
+              </m:r>
+              <m:r>
+                <m:rPr>
+                  <m:sty m:val="p"/>
+                </m:rPr>
+                <m:t>)</m:t>
+              </m:r>
             </m:sup>
           </m:sSubSup>
           <m:r>
@@ -657,46 +665,48 @@
           </m:rPr>
           <m:t>=</m:t>
         </m:r>
-        <m:d>
-          <m:dPr>
-            <m:begChr m:val="["/>
-            <m:sepChr m:val=""/>
-            <m:endChr m:val="]"/>
-            <m:grow/>
-          </m:dPr>
-          <m:e>
-            <m:r>
-              <m:t>0.25</m:t>
-            </m:r>
-            <m:r>
-              <m:rPr>
-                <m:sty m:val="p"/>
-              </m:rPr>
-              <m:t>,</m:t>
-            </m:r>
-            <m:r>
-              <m:t>0.25</m:t>
-            </m:r>
-            <m:r>
-              <m:rPr>
-                <m:sty m:val="p"/>
-              </m:rPr>
-              <m:t>,</m:t>
-            </m:r>
-            <m:r>
-              <m:t>0.25</m:t>
-            </m:r>
-            <m:r>
-              <m:rPr>
-                <m:sty m:val="p"/>
-              </m:rPr>
-              <m:t>,</m:t>
-            </m:r>
-            <m:r>
-              <m:t>0.25</m:t>
-            </m:r>
-          </m:e>
-        </m:d>
+        <m:r>
+          <m:rPr>
+            <m:sty m:val="p"/>
+          </m:rPr>
+          <m:t>[</m:t>
+        </m:r>
+        <m:r>
+          <m:t>0.25</m:t>
+        </m:r>
+        <m:r>
+          <m:rPr>
+            <m:sty m:val="p"/>
+          </m:rPr>
+          <m:t>,</m:t>
+        </m:r>
+        <m:r>
+          <m:t>0.25</m:t>
+        </m:r>
+        <m:r>
+          <m:rPr>
+            <m:sty m:val="p"/>
+          </m:rPr>
+          <m:t>,</m:t>
+        </m:r>
+        <m:r>
+          <m:t>0.25</m:t>
+        </m:r>
+        <m:r>
+          <m:rPr>
+            <m:sty m:val="p"/>
+          </m:rPr>
+          <m:t>,</m:t>
+        </m:r>
+        <m:r>
+          <m:t>0.25</m:t>
+        </m:r>
+        <m:r>
+          <m:rPr>
+            <m:sty m:val="p"/>
+          </m:rPr>
+          <m:t>]</m:t>
+        </m:r>
       </m:oMath>
       <w:r>
         <w:t xml:space="preserve">.</w:t>
@@ -844,19 +854,21 @@
               </m:r>
             </m:sub>
           </m:sSub>
-          <m:d>
-            <m:dPr>
-              <m:begChr m:val="("/>
-              <m:sepChr m:val=""/>
-              <m:endChr m:val=")"/>
-              <m:grow/>
-            </m:dPr>
-            <m:e>
-              <m:r>
-                <m:t>x</m:t>
-              </m:r>
-            </m:e>
-          </m:d>
+          <m:r>
+            <m:rPr>
+              <m:sty m:val="p"/>
+            </m:rPr>
+            <m:t>(</m:t>
+          </m:r>
+          <m:r>
+            <m:t>x</m:t>
+          </m:r>
+          <m:r>
+            <m:rPr>
+              <m:sty m:val="p"/>
+            </m:rPr>
+            <m:t>)</m:t>
+          </m:r>
           <m:r>
             <m:rPr>
               <m:sty m:val="p"/>
@@ -1004,90 +1016,94 @@
             </m:r>
           </m:sub>
         </m:sSub>
-        <m:d>
-          <m:dPr>
-            <m:begChr m:val="("/>
-            <m:sepChr m:val=""/>
-            <m:endChr m:val=")"/>
-            <m:grow/>
-          </m:dPr>
+        <m:r>
+          <m:rPr>
+            <m:sty m:val="p"/>
+          </m:rPr>
+          <m:t>(</m:t>
+        </m:r>
+        <m:r>
+          <m:t>x</m:t>
+        </m:r>
+        <m:r>
+          <m:rPr>
+            <m:sty m:val="p"/>
+          </m:rPr>
+          <m:t>)</m:t>
+        </m:r>
+      </m:oMath>
+      <w:r>
+        <w:t xml:space="preserve"> </w:t>
+      </w:r>
+      <w:r>
+        <w:t xml:space="preserve">learner,</w:t>
+      </w:r>
+      <w:r>
+        <w:t xml:space="preserve"> </w:t>
+      </w:r>
+      <m:oMath>
+        <m:r>
+          <m:t>x</m:t>
+        </m:r>
+      </m:oMath>
+      <w:r>
+        <w:t xml:space="preserve"> </w:t>
+      </w:r>
+      <w:r>
+        <w:t xml:space="preserve">is the row from the data set, i.e. </w:t>
+      </w:r>
+      <m:oMath>
+        <m:r>
+          <m:t>x</m:t>
+        </m:r>
+        <m:r>
+          <m:rPr>
+            <m:sty m:val="p"/>
+          </m:rPr>
+          <m:t>=</m:t>
+        </m:r>
+        <m:r>
+          <m:rPr>
+            <m:sty m:val="p"/>
+          </m:rPr>
+          <m:t>[</m:t>
+        </m:r>
+        <m:sSub>
           <m:e>
             <m:r>
               <m:t>x</m:t>
             </m:r>
           </m:e>
-        </m:d>
-      </m:oMath>
-      <w:r>
-        <w:t xml:space="preserve"> </w:t>
-      </w:r>
-      <w:r>
-        <w:t xml:space="preserve">learner,</w:t>
-      </w:r>
-      <w:r>
-        <w:t xml:space="preserve"> </w:t>
-      </w:r>
-      <m:oMath>
-        <m:r>
-          <m:t>x</m:t>
-        </m:r>
-      </m:oMath>
-      <w:r>
-        <w:t xml:space="preserve"> </w:t>
-      </w:r>
-      <w:r>
-        <w:t xml:space="preserve">is the row from the data set, i.e. </w:t>
-      </w:r>
-      <m:oMath>
-        <m:r>
-          <m:t>x</m:t>
-        </m:r>
-        <m:r>
-          <m:rPr>
-            <m:sty m:val="p"/>
-          </m:rPr>
-          <m:t>=</m:t>
-        </m:r>
-        <m:d>
-          <m:dPr>
-            <m:begChr m:val="["/>
-            <m:sepChr m:val=""/>
-            <m:endChr m:val="]"/>
-            <m:grow/>
-          </m:dPr>
+          <m:sub>
+            <m:r>
+              <m:t>1</m:t>
+            </m:r>
+          </m:sub>
+        </m:sSub>
+        <m:r>
+          <m:rPr>
+            <m:sty m:val="p"/>
+          </m:rPr>
+          <m:t>,</m:t>
+        </m:r>
+        <m:sSub>
           <m:e>
-            <m:sSub>
-              <m:e>
-                <m:r>
-                  <m:t>x</m:t>
-                </m:r>
-              </m:e>
-              <m:sub>
-                <m:r>
-                  <m:t>1</m:t>
-                </m:r>
-              </m:sub>
-            </m:sSub>
             <m:r>
-              <m:rPr>
-                <m:sty m:val="p"/>
-              </m:rPr>
-              <m:t>,</m:t>
+              <m:t>x</m:t>
             </m:r>
-            <m:sSub>
-              <m:e>
-                <m:r>
-                  <m:t>x</m:t>
-                </m:r>
-              </m:e>
-              <m:sub>
-                <m:r>
-                  <m:t>2</m:t>
-                </m:r>
-              </m:sub>
-            </m:sSub>
           </m:e>
-        </m:d>
+          <m:sub>
+            <m:r>
+              <m:t>2</m:t>
+            </m:r>
+          </m:sub>
+        </m:sSub>
+        <m:r>
+          <m:rPr>
+            <m:sty m:val="p"/>
+          </m:rPr>
+          <m:t>]</m:t>
+        </m:r>
       </m:oMath>
       <w:r>
         <w:t xml:space="preserve">. Therefore, for</w:t>
@@ -1108,28 +1124,30 @@
             </m:r>
           </m:sub>
         </m:sSub>
-        <m:d>
-          <m:dPr>
-            <m:begChr m:val="("/>
-            <m:sepChr m:val=""/>
-            <m:endChr m:val=")"/>
-            <m:grow/>
-          </m:dPr>
+        <m:r>
+          <m:rPr>
+            <m:sty m:val="p"/>
+          </m:rPr>
+          <m:t>(</m:t>
+        </m:r>
+        <m:sSub>
           <m:e>
-            <m:sSub>
-              <m:e>
-                <m:r>
-                  <m:t>x</m:t>
-                </m:r>
-              </m:e>
-              <m:sub>
-                <m:r>
-                  <m:t>1</m:t>
-                </m:r>
-              </m:sub>
-            </m:sSub>
+            <m:r>
+              <m:t>x</m:t>
+            </m:r>
           </m:e>
-        </m:d>
+          <m:sub>
+            <m:r>
+              <m:t>1</m:t>
+            </m:r>
+          </m:sub>
+        </m:sSub>
+        <m:r>
+          <m:rPr>
+            <m:sty m:val="p"/>
+          </m:rPr>
+          <m:t>)</m:t>
+        </m:r>
       </m:oMath>
       <w:r>
         <w:t xml:space="preserve"> </w:t>
@@ -1193,83 +1211,87 @@
               </m:r>
             </m:sub>
           </m:sSub>
-          <m:d>
-            <m:dPr>
-              <m:begChr m:val="("/>
-              <m:sepChr m:val=""/>
-              <m:endChr m:val=")"/>
-              <m:grow/>
-            </m:dPr>
-            <m:e>
-              <m:r>
-                <m:t>x</m:t>
-              </m:r>
-            </m:e>
-          </m:d>
+          <m:r>
+            <m:rPr>
+              <m:sty m:val="p"/>
+            </m:rPr>
+            <m:t>(</m:t>
+          </m:r>
+          <m:r>
+            <m:t>x</m:t>
+          </m:r>
+          <m:r>
+            <m:rPr>
+              <m:sty m:val="p"/>
+            </m:rPr>
+            <m:t>)</m:t>
+          </m:r>
           <m:r>
             <m:rPr>
               <m:sty m:val="p"/>
             </m:rPr>
             <m:t>=</m:t>
           </m:r>
-          <m:d>
-            <m:dPr>
-              <m:begChr m:val="["/>
-              <m:sepChr m:val=""/>
-              <m:endChr m:val="]"/>
-              <m:grow/>
-            </m:dPr>
-            <m:e>
-              <m:r>
-                <m:t>1</m:t>
-              </m:r>
-              <m:r>
-                <m:rPr>
-                  <m:sty m:val="p"/>
-                </m:rPr>
-                <m:t>,</m:t>
-              </m:r>
-              <m:r>
-                <m:rPr>
-                  <m:sty m:val="p"/>
-                </m:rPr>
-                <m:t>−</m:t>
-              </m:r>
-              <m:r>
-                <m:t>1</m:t>
-              </m:r>
-              <m:r>
-                <m:rPr>
-                  <m:sty m:val="p"/>
-                </m:rPr>
-                <m:t>,</m:t>
-              </m:r>
-              <m:r>
-                <m:rPr>
-                  <m:sty m:val="p"/>
-                </m:rPr>
-                <m:t>−</m:t>
-              </m:r>
-              <m:r>
-                <m:t>1</m:t>
-              </m:r>
-              <m:r>
-                <m:rPr>
-                  <m:sty m:val="p"/>
-                </m:rPr>
-                <m:t>,</m:t>
-              </m:r>
-              <m:r>
-                <m:rPr>
-                  <m:sty m:val="p"/>
-                </m:rPr>
-                <m:t>−</m:t>
-              </m:r>
-              <m:r>
-                <m:t>1</m:t>
-              </m:r>
-            </m:e>
-          </m:d>
+          <m:r>
+            <m:rPr>
+              <m:sty m:val="p"/>
+            </m:rPr>
+            <m:t>[</m:t>
+          </m:r>
+          <m:r>
+            <m:t>1</m:t>
+          </m:r>
+          <m:r>
+            <m:rPr>
+              <m:sty m:val="p"/>
+            </m:rPr>
+            <m:t>,</m:t>
+          </m:r>
+          <m:r>
+            <m:rPr>
+              <m:sty m:val="p"/>
+            </m:rPr>
+            <m:t>−</m:t>
+          </m:r>
+          <m:r>
+            <m:t>1</m:t>
+          </m:r>
+          <m:r>
+            <m:rPr>
+              <m:sty m:val="p"/>
+            </m:rPr>
+            <m:t>,</m:t>
+          </m:r>
+          <m:r>
+            <m:rPr>
+              <m:sty m:val="p"/>
+            </m:rPr>
+            <m:t>−</m:t>
+          </m:r>
+          <m:r>
+            <m:t>1</m:t>
+          </m:r>
+          <m:r>
+            <m:rPr>
+              <m:sty m:val="p"/>
+            </m:rPr>
+            <m:t>,</m:t>
+          </m:r>
+          <m:r>
+            <m:rPr>
+              <m:sty m:val="p"/>
+            </m:rPr>
+            <m:t>−</m:t>
+          </m:r>
+          <m:r>
+            <m:t>1</m:t>
+          </m:r>
+          <m:r>
+            <m:rPr>
+              <m:sty m:val="p"/>
+            </m:rPr>
+            <m:t>]</m:t>
+          </m:r>
         </m:oMath>
       </m:oMathPara>
     </w:p>
@@ -1284,58 +1306,60 @@
         <w:t xml:space="preserve"> </w:t>
       </w:r>
       <m:oMath>
-        <m:d>
-          <m:dPr>
-            <m:begChr m:val="["/>
-            <m:sepChr m:val=""/>
-            <m:endChr m:val="]"/>
-            <m:grow/>
-          </m:dPr>
-          <m:e>
-            <m:r>
-              <m:t>1</m:t>
-            </m:r>
-            <m:r>
-              <m:rPr>
-                <m:sty m:val="p"/>
-              </m:rPr>
-              <m:t>,</m:t>
-            </m:r>
-            <m:r>
-              <m:t>1</m:t>
-            </m:r>
-            <m:r>
-              <m:rPr>
-                <m:sty m:val="p"/>
-              </m:rPr>
-              <m:t>,</m:t>
-            </m:r>
-            <m:r>
-              <m:rPr>
-                <m:sty m:val="p"/>
-              </m:rPr>
-              <m:t>−</m:t>
-            </m:r>
-            <m:r>
-              <m:t>1</m:t>
-            </m:r>
-            <m:r>
-              <m:rPr>
-                <m:sty m:val="p"/>
-              </m:rPr>
-              <m:t>,</m:t>
-            </m:r>
-            <m:r>
-              <m:rPr>
-                <m:sty m:val="p"/>
-              </m:rPr>
-              <m:t>−</m:t>
-            </m:r>
-            <m:r>
-              <m:t>1</m:t>
-            </m:r>
-          </m:e>
-        </m:d>
+        <m:r>
+          <m:rPr>
+            <m:sty m:val="p"/>
+          </m:rPr>
+          <m:t>[</m:t>
+        </m:r>
+        <m:r>
+          <m:t>1</m:t>
+        </m:r>
+        <m:r>
+          <m:rPr>
+            <m:sty m:val="p"/>
+          </m:rPr>
+          <m:t>,</m:t>
+        </m:r>
+        <m:r>
+          <m:t>1</m:t>
+        </m:r>
+        <m:r>
+          <m:rPr>
+            <m:sty m:val="p"/>
+          </m:rPr>
+          <m:t>,</m:t>
+        </m:r>
+        <m:r>
+          <m:rPr>
+            <m:sty m:val="p"/>
+          </m:rPr>
+          <m:t>−</m:t>
+        </m:r>
+        <m:r>
+          <m:t>1</m:t>
+        </m:r>
+        <m:r>
+          <m:rPr>
+            <m:sty m:val="p"/>
+          </m:rPr>
+          <m:t>,</m:t>
+        </m:r>
+        <m:r>
+          <m:rPr>
+            <m:sty m:val="p"/>
+          </m:rPr>
+          <m:t>−</m:t>
+        </m:r>
+        <m:r>
+          <m:t>1</m:t>
+        </m:r>
+        <m:r>
+          <m:rPr>
+            <m:sty m:val="p"/>
+          </m:rPr>
+          <m:t>]</m:t>
+        </m:r>
       </m:oMath>
       <w:r>
         <w:t xml:space="preserve">. So the error</w:t>
@@ -1421,73 +1445,77 @@
               </m:nary>
               <m:r>
                 <m:rPr>
+                  <m:scr m:val="double-struck"/>
                   <m:sty m:val="p"/>
-                  <m:scr m:val="double-struck"/>
                 </m:rPr>
                 <m:t>1</m:t>
               </m:r>
-              <m:d>
-                <m:dPr>
-                  <m:begChr m:val="("/>
-                  <m:sepChr m:val=""/>
-                  <m:endChr m:val=")"/>
-                  <m:grow/>
-                </m:dPr>
+              <m:r>
+                <m:rPr>
+                  <m:sty m:val="p"/>
+                </m:rPr>
+                <m:t>(</m:t>
+              </m:r>
+              <m:sSub>
                 <m:e>
-                  <m:sSub>
-                    <m:e>
-                      <m:r>
-                        <m:t>y</m:t>
-                      </m:r>
-                    </m:e>
-                    <m:sub>
-                      <m:r>
-                        <m:t>i</m:t>
-                      </m:r>
-                    </m:sub>
-                  </m:sSub>
                   <m:r>
-                    <m:rPr>
-                      <m:sty m:val="p"/>
-                    </m:rPr>
-                    <m:t>≠</m:t>
+                    <m:t>y</m:t>
                   </m:r>
-                  <m:sSub>
-                    <m:e>
-                      <m:r>
-                        <m:t>h</m:t>
-                      </m:r>
-                    </m:e>
-                    <m:sub>
-                      <m:r>
-                        <m:t>1</m:t>
-                      </m:r>
-                    </m:sub>
-                  </m:sSub>
-                  <m:d>
-                    <m:dPr>
-                      <m:begChr m:val="("/>
-                      <m:sepChr m:val=""/>
-                      <m:endChr m:val=")"/>
-                      <m:grow/>
-                    </m:dPr>
-                    <m:e>
-                      <m:sSub>
-                        <m:e>
-                          <m:r>
-                            <m:t>x</m:t>
-                          </m:r>
-                        </m:e>
-                        <m:sub>
-                          <m:r>
-                            <m:t>i</m:t>
-                          </m:r>
-                        </m:sub>
-                      </m:sSub>
-                    </m:e>
-                  </m:d>
                 </m:e>
-              </m:d>
+                <m:sub>
+                  <m:r>
+                    <m:t>i</m:t>
+                  </m:r>
+                </m:sub>
+              </m:sSub>
+              <m:r>
+                <m:rPr>
+                  <m:sty m:val="p"/>
+                </m:rPr>
+                <m:t>≠</m:t>
+              </m:r>
+              <m:sSub>
+                <m:e>
+                  <m:r>
+                    <m:t>h</m:t>
+                  </m:r>
+                </m:e>
+                <m:sub>
+                  <m:r>
+                    <m:t>1</m:t>
+                  </m:r>
+                </m:sub>
+              </m:sSub>
+              <m:r>
+                <m:rPr>
+                  <m:sty m:val="p"/>
+                </m:rPr>
+                <m:t>(</m:t>
+              </m:r>
+              <m:sSub>
+                <m:e>
+                  <m:r>
+                    <m:t>x</m:t>
+                  </m:r>
+                </m:e>
+                <m:sub>
+                  <m:r>
+                    <m:t>i</m:t>
+                  </m:r>
+                </m:sub>
+              </m:sSub>
+              <m:r>
+                <m:rPr>
+                  <m:sty m:val="p"/>
+                </m:rPr>
+                <m:t>)</m:t>
+              </m:r>
+              <m:r>
+                <m:rPr>
+                  <m:sty m:val="p"/>
+                </m:rPr>
+                <m:t>)</m:t>
+              </m:r>
             </m:num>
             <m:den>
               <m:nary>
@@ -1554,8 +1582,8 @@
       <m:oMath>
         <m:r>
           <m:rPr>
-            <m:sty m:val="p"/>
             <m:scr m:val="double-struck"/>
+            <m:sty m:val="p"/>
           </m:rPr>
           <m:t>1</m:t>
         </m:r>
@@ -1602,46 +1630,48 @@
               <m:r>
                 <m:t>0.25</m:t>
               </m:r>
-              <m:d>
-                <m:dPr>
-                  <m:begChr m:val="("/>
-                  <m:sepChr m:val=""/>
-                  <m:endChr m:val=")"/>
-                  <m:grow/>
-                </m:dPr>
-                <m:e>
-                  <m:r>
-                    <m:t>0</m:t>
-                  </m:r>
-                  <m:r>
-                    <m:rPr>
-                      <m:sty m:val="p"/>
-                    </m:rPr>
-                    <m:t>+</m:t>
-                  </m:r>
-                  <m:r>
-                    <m:t>1</m:t>
-                  </m:r>
-                  <m:r>
-                    <m:rPr>
-                      <m:sty m:val="p"/>
-                    </m:rPr>
-                    <m:t>+</m:t>
-                  </m:r>
-                  <m:r>
-                    <m:t>0</m:t>
-                  </m:r>
-                  <m:r>
-                    <m:rPr>
-                      <m:sty m:val="p"/>
-                    </m:rPr>
-                    <m:t>+</m:t>
-                  </m:r>
-                  <m:r>
-                    <m:t>0</m:t>
-                  </m:r>
-                </m:e>
-              </m:d>
+              <m:r>
+                <m:rPr>
+                  <m:sty m:val="p"/>
+                </m:rPr>
+                <m:t>(</m:t>
+              </m:r>
+              <m:r>
+                <m:t>0</m:t>
+              </m:r>
+              <m:r>
+                <m:rPr>
+                  <m:sty m:val="p"/>
+                </m:rPr>
+                <m:t>+</m:t>
+              </m:r>
+              <m:r>
+                <m:t>1</m:t>
+              </m:r>
+              <m:r>
+                <m:rPr>
+                  <m:sty m:val="p"/>
+                </m:rPr>
+                <m:t>+</m:t>
+              </m:r>
+              <m:r>
+                <m:t>0</m:t>
+              </m:r>
+              <m:r>
+                <m:rPr>
+                  <m:sty m:val="p"/>
+                </m:rPr>
+                <m:t>+</m:t>
+              </m:r>
+              <m:r>
+                <m:t>0</m:t>
+              </m:r>
+              <m:r>
+                <m:rPr>
+                  <m:sty m:val="p"/>
+                </m:rPr>
+                <m:t>)</m:t>
+              </m:r>
             </m:num>
             <m:den>
               <m:r>
@@ -1835,19 +1865,21 @@
               </m:r>
             </m:sub>
             <m:sup>
-              <m:d>
-                <m:dPr>
-                  <m:begChr m:val="("/>
-                  <m:sepChr m:val=""/>
-                  <m:endChr m:val=")"/>
-                  <m:grow/>
-                </m:dPr>
-                <m:e>
-                  <m:r>
-                    <m:t>1</m:t>
-                  </m:r>
-                </m:e>
-              </m:d>
+              <m:r>
+                <m:rPr>
+                  <m:sty m:val="p"/>
+                </m:rPr>
+                <m:t>(</m:t>
+              </m:r>
+              <m:r>
+                <m:t>1</m:t>
+              </m:r>
+              <m:r>
+                <m:rPr>
+                  <m:sty m:val="p"/>
+                </m:rPr>
+                <m:t>)</m:t>
+              </m:r>
             </m:sup>
           </m:sSubSup>
           <m:r>
@@ -1868,19 +1900,21 @@
               </m:r>
             </m:sub>
             <m:sup>
-              <m:d>
-                <m:dPr>
-                  <m:begChr m:val="("/>
-                  <m:sepChr m:val=""/>
-                  <m:endChr m:val=")"/>
-                  <m:grow/>
-                </m:dPr>
-                <m:e>
-                  <m:r>
-                    <m:t>1</m:t>
-                  </m:r>
-                </m:e>
-              </m:d>
+              <m:r>
+                <m:rPr>
+                  <m:sty m:val="p"/>
+                </m:rPr>
+                <m:t>(</m:t>
+              </m:r>
+              <m:r>
+                <m:t>1</m:t>
+              </m:r>
+              <m:r>
+                <m:rPr>
+                  <m:sty m:val="p"/>
+                </m:rPr>
+                <m:t>)</m:t>
+              </m:r>
             </m:sup>
           </m:sSubSup>
           <m:r>
@@ -1951,28 +1985,30 @@
                   </m:r>
                 </m:sub>
               </m:sSub>
-              <m:d>
-                <m:dPr>
-                  <m:begChr m:val="("/>
-                  <m:sepChr m:val=""/>
-                  <m:endChr m:val=")"/>
-                  <m:grow/>
-                </m:dPr>
+              <m:r>
+                <m:rPr>
+                  <m:sty m:val="p"/>
+                </m:rPr>
+                <m:t>(</m:t>
+              </m:r>
+              <m:sSub>
                 <m:e>
-                  <m:sSub>
-                    <m:e>
-                      <m:r>
-                        <m:t>x</m:t>
-                      </m:r>
-                    </m:e>
-                    <m:sub>
-                      <m:r>
-                        <m:t>i</m:t>
-                      </m:r>
-                    </m:sub>
-                  </m:sSub>
+                  <m:r>
+                    <m:t>x</m:t>
+                  </m:r>
                 </m:e>
-              </m:d>
+                <m:sub>
+                  <m:r>
+                    <m:t>i</m:t>
+                  </m:r>
+                </m:sub>
+              </m:sSub>
+              <m:r>
+                <m:rPr>
+                  <m:sty m:val="p"/>
+                </m:rPr>
+                <m:t>)</m:t>
+              </m:r>
             </m:e>
           </m:d>
         </m:oMath>
@@ -2008,46 +2044,48 @@
           <m:jc m:val="center"/>
         </m:oMathParaPr>
         <m:oMath>
-          <m:d>
-            <m:dPr>
-              <m:begChr m:val="["/>
-              <m:sepChr m:val=""/>
-              <m:endChr m:val="]"/>
-              <m:grow/>
-            </m:dPr>
-            <m:e>
-              <m:r>
-                <m:t>0.25</m:t>
-              </m:r>
-              <m:r>
-                <m:rPr>
-                  <m:sty m:val="p"/>
-                </m:rPr>
-                <m:t>,</m:t>
-              </m:r>
-              <m:r>
-                <m:t>0.75</m:t>
-              </m:r>
-              <m:r>
-                <m:rPr>
-                  <m:sty m:val="p"/>
-                </m:rPr>
-                <m:t>,</m:t>
-              </m:r>
-              <m:r>
-                <m:t>0.25</m:t>
-              </m:r>
-              <m:r>
-                <m:rPr>
-                  <m:sty m:val="p"/>
-                </m:rPr>
-                <m:t>,</m:t>
-              </m:r>
-              <m:r>
-                <m:t>0.25</m:t>
-              </m:r>
-            </m:e>
-          </m:d>
+          <m:r>
+            <m:rPr>
+              <m:sty m:val="p"/>
+            </m:rPr>
+            <m:t>[</m:t>
+          </m:r>
+          <m:r>
+            <m:t>0.25</m:t>
+          </m:r>
+          <m:r>
+            <m:rPr>
+              <m:sty m:val="p"/>
+            </m:rPr>
+            <m:t>,</m:t>
+          </m:r>
+          <m:r>
+            <m:t>0.75</m:t>
+          </m:r>
+          <m:r>
+            <m:rPr>
+              <m:sty m:val="p"/>
+            </m:rPr>
+            <m:t>,</m:t>
+          </m:r>
+          <m:r>
+            <m:t>0.25</m:t>
+          </m:r>
+          <m:r>
+            <m:rPr>
+              <m:sty m:val="p"/>
+            </m:rPr>
+            <m:t>,</m:t>
+          </m:r>
+          <m:r>
+            <m:t>0.25</m:t>
+          </m:r>
+          <m:r>
+            <m:rPr>
+              <m:sty m:val="p"/>
+            </m:rPr>
+            <m:t>]</m:t>
+          </m:r>
         </m:oMath>
       </m:oMathPara>
     </w:p>
@@ -2080,19 +2118,21 @@
               </m:r>
             </m:sub>
             <m:sup>
-              <m:d>
-                <m:dPr>
-                  <m:begChr m:val="("/>
-                  <m:sepChr m:val=""/>
-                  <m:endChr m:val=")"/>
-                  <m:grow/>
-                </m:dPr>
-                <m:e>
-                  <m:r>
-                    <m:t>1</m:t>
-                  </m:r>
-                </m:e>
-              </m:d>
+              <m:r>
+                <m:rPr>
+                  <m:sty m:val="p"/>
+                </m:rPr>
+                <m:t>(</m:t>
+              </m:r>
+              <m:r>
+                <m:t>1</m:t>
+              </m:r>
+              <m:r>
+                <m:rPr>
+                  <m:sty m:val="p"/>
+                </m:rPr>
+                <m:t>)</m:t>
+              </m:r>
             </m:sup>
           </m:sSubSup>
           <m:r>
@@ -2118,19 +2158,21 @@
                   </m:r>
                 </m:sub>
                 <m:sup>
-                  <m:d>
-                    <m:dPr>
-                      <m:begChr m:val="("/>
-                      <m:sepChr m:val=""/>
-                      <m:endChr m:val=")"/>
-                      <m:grow/>
-                    </m:dPr>
-                    <m:e>
-                      <m:r>
-                        <m:t>1</m:t>
-                      </m:r>
-                    </m:e>
-                  </m:d>
+                  <m:r>
+                    <m:rPr>
+                      <m:sty m:val="p"/>
+                    </m:rPr>
+                    <m:t>(</m:t>
+                  </m:r>
+                  <m:r>
+                    <m:t>1</m:t>
+                  </m:r>
+                  <m:r>
+                    <m:rPr>
+                      <m:sty m:val="p"/>
+                    </m:rPr>
+                    <m:t>)</m:t>
+                  </m:r>
                 </m:sup>
               </m:sSubSup>
             </m:num>
@@ -2153,19 +2195,21 @@
                   </m:r>
                 </m:sub>
                 <m:sup>
-                  <m:d>
-                    <m:dPr>
-                      <m:begChr m:val="("/>
-                      <m:sepChr m:val=""/>
-                      <m:endChr m:val=")"/>
-                      <m:grow/>
-                    </m:dPr>
-                    <m:e>
-                      <m:r>
-                        <m:t>1</m:t>
-                      </m:r>
-                    </m:e>
-                  </m:d>
+                  <m:r>
+                    <m:rPr>
+                      <m:sty m:val="p"/>
+                    </m:rPr>
+                    <m:t>(</m:t>
+                  </m:r>
+                  <m:r>
+                    <m:t>1</m:t>
+                  </m:r>
+                  <m:r>
+                    <m:rPr>
+                      <m:sty m:val="p"/>
+                    </m:rPr>
+                    <m:t>)</m:t>
+                  </m:r>
                 </m:sup>
               </m:sSubSup>
             </m:den>
@@ -2193,53 +2237,55 @@
           </m:rPr>
           <m:t>=</m:t>
         </m:r>
-        <m:d>
-          <m:dPr>
-            <m:begChr m:val="["/>
-            <m:sepChr m:val=""/>
-            <m:endChr m:val="]"/>
-            <m:grow/>
-          </m:dPr>
-          <m:e>
-            <m:r>
-              <m:t>0.17</m:t>
-            </m:r>
-            <m:r>
-              <m:rPr>
-                <m:sty m:val="p"/>
-              </m:rPr>
-              <m:t>,</m:t>
-            </m:r>
-            <m:r>
-              <m:t>0.5</m:t>
-            </m:r>
-            <m:r>
-              <m:rPr>
-                <m:sty m:val="p"/>
-              </m:rPr>
-              <m:t>,</m:t>
-            </m:r>
-            <m:r>
-              <m:t>0.17</m:t>
-            </m:r>
-            <m:r>
-              <m:rPr>
-                <m:sty m:val="p"/>
-              </m:rPr>
-              <m:t>,</m:t>
-            </m:r>
-            <m:r>
-              <m:t>0.17</m:t>
-            </m:r>
-          </m:e>
-        </m:d>
+        <m:r>
+          <m:rPr>
+            <m:sty m:val="p"/>
+          </m:rPr>
+          <m:t>[</m:t>
+        </m:r>
+        <m:r>
+          <m:t>0.17</m:t>
+        </m:r>
+        <m:r>
+          <m:rPr>
+            <m:sty m:val="p"/>
+          </m:rPr>
+          <m:t>,</m:t>
+        </m:r>
+        <m:r>
+          <m:t>0.5</m:t>
+        </m:r>
+        <m:r>
+          <m:rPr>
+            <m:sty m:val="p"/>
+          </m:rPr>
+          <m:t>,</m:t>
+        </m:r>
+        <m:r>
+          <m:t>0.17</m:t>
+        </m:r>
+        <m:r>
+          <m:rPr>
+            <m:sty m:val="p"/>
+          </m:rPr>
+          <m:t>,</m:t>
+        </m:r>
+        <m:r>
+          <m:t>0.17</m:t>
+        </m:r>
+        <m:r>
+          <m:rPr>
+            <m:sty m:val="p"/>
+          </m:rPr>
+          <m:t>]</m:t>
+        </m:r>
       </m:oMath>
       <w:r>
         <w:t xml:space="preserve">. Notice that, for the incorrect prediction, the weight increased and for the correct prediction the weights decreased.</w:t>
       </w:r>
     </w:p>
-    <w:bookmarkEnd w:id="21"/>
-    <w:bookmarkStart w:id="28" w:name="iteration-2"/>
+    <w:bookmarkEnd w:id="10"/>
+    <w:bookmarkStart w:id="17" w:name="iteration-2"/>
     <w:p>
       <w:pPr>
         <w:pStyle w:val="Heading4"/>
@@ -2277,19 +2323,21 @@
               </m:r>
             </m:sub>
           </m:sSub>
-          <m:d>
-            <m:dPr>
-              <m:begChr m:val="("/>
-              <m:sepChr m:val=""/>
-              <m:endChr m:val=")"/>
-              <m:grow/>
-            </m:dPr>
-            <m:e>
-              <m:r>
-                <m:t>x</m:t>
-              </m:r>
-            </m:e>
-          </m:d>
+          <m:r>
+            <m:rPr>
+              <m:sty m:val="p"/>
+            </m:rPr>
+            <m:t>(</m:t>
+          </m:r>
+          <m:r>
+            <m:t>x</m:t>
+          </m:r>
+          <m:r>
+            <m:rPr>
+              <m:sty m:val="p"/>
+            </m:rPr>
+            <m:t>)</m:t>
+          </m:r>
           <m:r>
             <m:rPr>
               <m:sty m:val="p"/>
@@ -2423,83 +2471,87 @@
               </m:r>
             </m:sub>
           </m:sSub>
-          <m:d>
-            <m:dPr>
-              <m:begChr m:val="("/>
-              <m:sepChr m:val=""/>
-              <m:endChr m:val=")"/>
-              <m:grow/>
-            </m:dPr>
-            <m:e>
-              <m:r>
-                <m:t>x</m:t>
-              </m:r>
-            </m:e>
-          </m:d>
+          <m:r>
+            <m:rPr>
+              <m:sty m:val="p"/>
+            </m:rPr>
+            <m:t>(</m:t>
+          </m:r>
+          <m:r>
+            <m:t>x</m:t>
+          </m:r>
+          <m:r>
+            <m:rPr>
+              <m:sty m:val="p"/>
+            </m:rPr>
+            <m:t>)</m:t>
+          </m:r>
           <m:r>
             <m:rPr>
               <m:sty m:val="p"/>
             </m:rPr>
             <m:t>=</m:t>
           </m:r>
-          <m:d>
-            <m:dPr>
-              <m:begChr m:val="["/>
-              <m:sepChr m:val=""/>
-              <m:endChr m:val="]"/>
-              <m:grow/>
-            </m:dPr>
-            <m:e>
-              <m:r>
-                <m:rPr>
-                  <m:sty m:val="p"/>
-                </m:rPr>
-                <m:t>−</m:t>
-              </m:r>
-              <m:r>
-                <m:t>1</m:t>
-              </m:r>
-              <m:r>
-                <m:rPr>
-                  <m:sty m:val="p"/>
-                </m:rPr>
-                <m:t>,</m:t>
-              </m:r>
-              <m:r>
-                <m:t>1</m:t>
-              </m:r>
-              <m:r>
-                <m:rPr>
-                  <m:sty m:val="p"/>
-                </m:rPr>
-                <m:t>,</m:t>
-              </m:r>
-              <m:r>
-                <m:rPr>
-                  <m:sty m:val="p"/>
-                </m:rPr>
-                <m:t>−</m:t>
-              </m:r>
-              <m:r>
-                <m:t>1</m:t>
-              </m:r>
-              <m:r>
-                <m:rPr>
-                  <m:sty m:val="p"/>
-                </m:rPr>
-                <m:t>,</m:t>
-              </m:r>
-              <m:r>
-                <m:rPr>
-                  <m:sty m:val="p"/>
-                </m:rPr>
-                <m:t>−</m:t>
-              </m:r>
-              <m:r>
-                <m:t>1</m:t>
-              </m:r>
-            </m:e>
-          </m:d>
+          <m:r>
+            <m:rPr>
+              <m:sty m:val="p"/>
+            </m:rPr>
+            <m:t>[</m:t>
+          </m:r>
+          <m:r>
+            <m:rPr>
+              <m:sty m:val="p"/>
+            </m:rPr>
+            <m:t>−</m:t>
+          </m:r>
+          <m:r>
+            <m:t>1</m:t>
+          </m:r>
+          <m:r>
+            <m:rPr>
+              <m:sty m:val="p"/>
+            </m:rPr>
+            <m:t>,</m:t>
+          </m:r>
+          <m:r>
+            <m:t>1</m:t>
+          </m:r>
+          <m:r>
+            <m:rPr>
+              <m:sty m:val="p"/>
+            </m:rPr>
+            <m:t>,</m:t>
+          </m:r>
+          <m:r>
+            <m:rPr>
+              <m:sty m:val="p"/>
+            </m:rPr>
+            <m:t>−</m:t>
+          </m:r>
+          <m:r>
+            <m:t>1</m:t>
+          </m:r>
+          <m:r>
+            <m:rPr>
+              <m:sty m:val="p"/>
+            </m:rPr>
+            <m:t>,</m:t>
+          </m:r>
+          <m:r>
+            <m:rPr>
+              <m:sty m:val="p"/>
+            </m:rPr>
+            <m:t>−</m:t>
+          </m:r>
+          <m:r>
+            <m:t>1</m:t>
+          </m:r>
+          <m:r>
+            <m:rPr>
+              <m:sty m:val="p"/>
+            </m:rPr>
+            <m:t>]</m:t>
+          </m:r>
         </m:oMath>
       </m:oMathPara>
     </w:p>
@@ -2514,52 +2566,54 @@
         <w:t xml:space="preserve"> </w:t>
       </w:r>
       <m:oMath>
-        <m:d>
-          <m:dPr>
-            <m:begChr m:val="["/>
-            <m:sepChr m:val=""/>
-            <m:endChr m:val="]"/>
-            <m:grow/>
-          </m:dPr>
-          <m:e>
-            <m:r>
-              <m:t>1</m:t>
-            </m:r>
-            <m:r>
-              <m:rPr>
-                <m:sty m:val="p"/>
-              </m:rPr>
-              <m:t>,</m:t>
-            </m:r>
-            <m:r>
-              <m:t>1</m:t>
-            </m:r>
-            <m:r>
-              <m:rPr>
-                <m:sty m:val="p"/>
-              </m:rPr>
-              <m:t>,</m:t>
-            </m:r>
-            <m:r>
-              <m:rPr>
-                <m:sty m:val="p"/>
-              </m:rPr>
-              <m:t>−</m:t>
-            </m:r>
-            <m:r>
-              <m:t>1</m:t>
-            </m:r>
-            <m:r>
-              <m:rPr>
-                <m:sty m:val="p"/>
-              </m:rPr>
-              <m:t>,</m:t>
-            </m:r>
-            <m:r>
-              <m:t>1</m:t>
-            </m:r>
-          </m:e>
-        </m:d>
+        <m:r>
+          <m:rPr>
+            <m:sty m:val="p"/>
+          </m:rPr>
+          <m:t>[</m:t>
+        </m:r>
+        <m:r>
+          <m:t>1</m:t>
+        </m:r>
+        <m:r>
+          <m:rPr>
+            <m:sty m:val="p"/>
+          </m:rPr>
+          <m:t>,</m:t>
+        </m:r>
+        <m:r>
+          <m:t>1</m:t>
+        </m:r>
+        <m:r>
+          <m:rPr>
+            <m:sty m:val="p"/>
+          </m:rPr>
+          <m:t>,</m:t>
+        </m:r>
+        <m:r>
+          <m:rPr>
+            <m:sty m:val="p"/>
+          </m:rPr>
+          <m:t>−</m:t>
+        </m:r>
+        <m:r>
+          <m:t>1</m:t>
+        </m:r>
+        <m:r>
+          <m:rPr>
+            <m:sty m:val="p"/>
+          </m:rPr>
+          <m:t>,</m:t>
+        </m:r>
+        <m:r>
+          <m:t>1</m:t>
+        </m:r>
+        <m:r>
+          <m:rPr>
+            <m:sty m:val="p"/>
+          </m:rPr>
+          <m:t>]</m:t>
+        </m:r>
       </m:oMath>
       <w:r>
         <w:t xml:space="preserve">. So, the error</w:t>
@@ -2793,46 +2847,48 @@
           </m:rPr>
           <m:t>=</m:t>
         </m:r>
-        <m:d>
-          <m:dPr>
-            <m:begChr m:val="["/>
-            <m:sepChr m:val=""/>
-            <m:endChr m:val="]"/>
-            <m:grow/>
-          </m:dPr>
-          <m:e>
-            <m:r>
-              <m:t>0.83</m:t>
-            </m:r>
-            <m:r>
-              <m:rPr>
-                <m:sty m:val="p"/>
-              </m:rPr>
-              <m:t>,</m:t>
-            </m:r>
-            <m:r>
-              <m:t>0.5</m:t>
-            </m:r>
-            <m:r>
-              <m:rPr>
-                <m:sty m:val="p"/>
-              </m:rPr>
-              <m:t>,</m:t>
-            </m:r>
-            <m:r>
-              <m:t>0.17</m:t>
-            </m:r>
-            <m:r>
-              <m:rPr>
-                <m:sty m:val="p"/>
-              </m:rPr>
-              <m:t>,</m:t>
-            </m:r>
-            <m:r>
-              <m:t>0.17</m:t>
-            </m:r>
-          </m:e>
-        </m:d>
+        <m:r>
+          <m:rPr>
+            <m:sty m:val="p"/>
+          </m:rPr>
+          <m:t>[</m:t>
+        </m:r>
+        <m:r>
+          <m:t>0.83</m:t>
+        </m:r>
+        <m:r>
+          <m:rPr>
+            <m:sty m:val="p"/>
+          </m:rPr>
+          <m:t>,</m:t>
+        </m:r>
+        <m:r>
+          <m:t>0.5</m:t>
+        </m:r>
+        <m:r>
+          <m:rPr>
+            <m:sty m:val="p"/>
+          </m:rPr>
+          <m:t>,</m:t>
+        </m:r>
+        <m:r>
+          <m:t>0.17</m:t>
+        </m:r>
+        <m:r>
+          <m:rPr>
+            <m:sty m:val="p"/>
+          </m:rPr>
+          <m:t>,</m:t>
+        </m:r>
+        <m:r>
+          <m:t>0.17</m:t>
+        </m:r>
+        <m:r>
+          <m:rPr>
+            <m:sty m:val="p"/>
+          </m:rPr>
+          <m:t>]</m:t>
+        </m:r>
       </m:oMath>
       <w:r>
         <w:t xml:space="preserve"> </w:t>
@@ -2853,46 +2909,48 @@
           </m:rPr>
           <m:t>=</m:t>
         </m:r>
-        <m:d>
-          <m:dPr>
-            <m:begChr m:val="["/>
-            <m:sepChr m:val=""/>
-            <m:endChr m:val="]"/>
-            <m:grow/>
-          </m:dPr>
-          <m:e>
-            <m:r>
-              <m:t>0.50</m:t>
-            </m:r>
-            <m:r>
-              <m:rPr>
-                <m:sty m:val="p"/>
-              </m:rPr>
-              <m:t>,</m:t>
-            </m:r>
-            <m:r>
-              <m:t>0.3</m:t>
-            </m:r>
-            <m:r>
-              <m:rPr>
-                <m:sty m:val="p"/>
-              </m:rPr>
-              <m:t>,</m:t>
-            </m:r>
-            <m:r>
-              <m:t>0.10</m:t>
-            </m:r>
-            <m:r>
-              <m:rPr>
-                <m:sty m:val="p"/>
-              </m:rPr>
-              <m:t>,</m:t>
-            </m:r>
-            <m:r>
-              <m:t>0.10</m:t>
-            </m:r>
-          </m:e>
-        </m:d>
+        <m:r>
+          <m:rPr>
+            <m:sty m:val="p"/>
+          </m:rPr>
+          <m:t>[</m:t>
+        </m:r>
+        <m:r>
+          <m:t>0.50</m:t>
+        </m:r>
+        <m:r>
+          <m:rPr>
+            <m:sty m:val="p"/>
+          </m:rPr>
+          <m:t>,</m:t>
+        </m:r>
+        <m:r>
+          <m:t>0.3</m:t>
+        </m:r>
+        <m:r>
+          <m:rPr>
+            <m:sty m:val="p"/>
+          </m:rPr>
+          <m:t>,</m:t>
+        </m:r>
+        <m:r>
+          <m:t>0.10</m:t>
+        </m:r>
+        <m:r>
+          <m:rPr>
+            <m:sty m:val="p"/>
+          </m:rPr>
+          <m:t>,</m:t>
+        </m:r>
+        <m:r>
+          <m:t>0.10</m:t>
+        </m:r>
+        <m:r>
+          <m:rPr>
+            <m:sty m:val="p"/>
+          </m:rPr>
+          <m:t>]</m:t>
+        </m:r>
       </m:oMath>
       <w:r>
         <w:t xml:space="preserve">. The final ensemble model combines the weak learners using their weights (</w:t>
@@ -2918,19 +2976,21 @@
           <m:r>
             <m:t>F</m:t>
           </m:r>
-          <m:d>
-            <m:dPr>
-              <m:begChr m:val="("/>
-              <m:sepChr m:val=""/>
-              <m:endChr m:val=")"/>
-              <m:grow/>
-            </m:dPr>
-            <m:e>
-              <m:r>
-                <m:t>x</m:t>
-              </m:r>
-            </m:e>
-          </m:d>
+          <m:r>
+            <m:rPr>
+              <m:sty m:val="p"/>
+            </m:rPr>
+            <m:t>(</m:t>
+          </m:r>
+          <m:r>
+            <m:t>x</m:t>
+          </m:r>
+          <m:r>
+            <m:rPr>
+              <m:sty m:val="p"/>
+            </m:rPr>
+            <m:t>)</m:t>
+          </m:r>
           <m:r>
             <m:rPr>
               <m:sty m:val="p"/>
@@ -2982,19 +3042,21 @@
                   </m:r>
                 </m:sub>
               </m:sSub>
-              <m:d>
-                <m:dPr>
-                  <m:begChr m:val="("/>
-                  <m:sepChr m:val=""/>
-                  <m:endChr m:val=")"/>
-                  <m:grow/>
-                </m:dPr>
-                <m:e>
-                  <m:r>
-                    <m:t>x</m:t>
-                  </m:r>
-                </m:e>
-              </m:d>
+              <m:r>
+                <m:rPr>
+                  <m:sty m:val="p"/>
+                </m:rPr>
+                <m:t>(</m:t>
+              </m:r>
+              <m:r>
+                <m:t>x</m:t>
+              </m:r>
+              <m:r>
+                <m:rPr>
+                  <m:sty m:val="p"/>
+                </m:rPr>
+                <m:t>)</m:t>
+              </m:r>
               <m:r>
                 <m:rPr>
                   <m:sty m:val="p"/>
@@ -3031,19 +3093,21 @@
                   </m:r>
                 </m:sub>
               </m:sSub>
-              <m:d>
-                <m:dPr>
-                  <m:begChr m:val="("/>
-                  <m:sepChr m:val=""/>
-                  <m:endChr m:val=")"/>
-                  <m:grow/>
-                </m:dPr>
-                <m:e>
-                  <m:r>
-                    <m:t>x</m:t>
-                  </m:r>
-                </m:e>
-              </m:d>
+              <m:r>
+                <m:rPr>
+                  <m:sty m:val="p"/>
+                </m:rPr>
+                <m:t>(</m:t>
+              </m:r>
+              <m:r>
+                <m:t>x</m:t>
+              </m:r>
+              <m:r>
+                <m:rPr>
+                  <m:sty m:val="p"/>
+                </m:rPr>
+                <m:t>)</m:t>
+              </m:r>
             </m:e>
           </m:d>
         </m:oMath>
@@ -3107,83 +3171,87 @@
             </m:r>
           </m:sub>
         </m:sSub>
-        <m:d>
-          <m:dPr>
-            <m:begChr m:val="("/>
-            <m:sepChr m:val=""/>
-            <m:endChr m:val=")"/>
-            <m:grow/>
-          </m:dPr>
-          <m:e>
-            <m:r>
-              <m:t>x</m:t>
-            </m:r>
-          </m:e>
-        </m:d>
+        <m:r>
+          <m:rPr>
+            <m:sty m:val="p"/>
+          </m:rPr>
+          <m:t>(</m:t>
+        </m:r>
+        <m:r>
+          <m:t>x</m:t>
+        </m:r>
+        <m:r>
+          <m:rPr>
+            <m:sty m:val="p"/>
+          </m:rPr>
+          <m:t>)</m:t>
+        </m:r>
         <m:r>
           <m:rPr>
             <m:sty m:val="p"/>
           </m:rPr>
           <m:t>=</m:t>
         </m:r>
-        <m:d>
-          <m:dPr>
-            <m:begChr m:val="["/>
-            <m:sepChr m:val=""/>
-            <m:endChr m:val="]"/>
-            <m:grow/>
-          </m:dPr>
-          <m:e>
-            <m:r>
-              <m:t>1</m:t>
-            </m:r>
-            <m:r>
-              <m:rPr>
-                <m:sty m:val="p"/>
-              </m:rPr>
-              <m:t>,</m:t>
-            </m:r>
-            <m:r>
-              <m:rPr>
-                <m:sty m:val="p"/>
-              </m:rPr>
-              <m:t>−</m:t>
-            </m:r>
-            <m:r>
-              <m:t>1</m:t>
-            </m:r>
-            <m:r>
-              <m:rPr>
-                <m:sty m:val="p"/>
-              </m:rPr>
-              <m:t>,</m:t>
-            </m:r>
-            <m:r>
-              <m:rPr>
-                <m:sty m:val="p"/>
-              </m:rPr>
-              <m:t>−</m:t>
-            </m:r>
-            <m:r>
-              <m:t>1</m:t>
-            </m:r>
-            <m:r>
-              <m:rPr>
-                <m:sty m:val="p"/>
-              </m:rPr>
-              <m:t>,</m:t>
-            </m:r>
-            <m:r>
-              <m:rPr>
-                <m:sty m:val="p"/>
-              </m:rPr>
-              <m:t>−</m:t>
-            </m:r>
-            <m:r>
-              <m:t>1</m:t>
-            </m:r>
-          </m:e>
-        </m:d>
+        <m:r>
+          <m:rPr>
+            <m:sty m:val="p"/>
+          </m:rPr>
+          <m:t>[</m:t>
+        </m:r>
+        <m:r>
+          <m:t>1</m:t>
+        </m:r>
+        <m:r>
+          <m:rPr>
+            <m:sty m:val="p"/>
+          </m:rPr>
+          <m:t>,</m:t>
+        </m:r>
+        <m:r>
+          <m:rPr>
+            <m:sty m:val="p"/>
+          </m:rPr>
+          <m:t>−</m:t>
+        </m:r>
+        <m:r>
+          <m:t>1</m:t>
+        </m:r>
+        <m:r>
+          <m:rPr>
+            <m:sty m:val="p"/>
+          </m:rPr>
+          <m:t>,</m:t>
+        </m:r>
+        <m:r>
+          <m:rPr>
+            <m:sty m:val="p"/>
+          </m:rPr>
+          <m:t>−</m:t>
+        </m:r>
+        <m:r>
+          <m:t>1</m:t>
+        </m:r>
+        <m:r>
+          <m:rPr>
+            <m:sty m:val="p"/>
+          </m:rPr>
+          <m:t>,</m:t>
+        </m:r>
+        <m:r>
+          <m:rPr>
+            <m:sty m:val="p"/>
+          </m:rPr>
+          <m:t>−</m:t>
+        </m:r>
+        <m:r>
+          <m:t>1</m:t>
+        </m:r>
+        <m:r>
+          <m:rPr>
+            <m:sty m:val="p"/>
+          </m:rPr>
+          <m:t>]</m:t>
+        </m:r>
       </m:oMath>
     </w:p>
     <w:p>
@@ -3236,83 +3304,87 @@
             </m:r>
           </m:sub>
         </m:sSub>
-        <m:d>
-          <m:dPr>
-            <m:begChr m:val="("/>
-            <m:sepChr m:val=""/>
-            <m:endChr m:val=")"/>
-            <m:grow/>
-          </m:dPr>
-          <m:e>
-            <m:r>
-              <m:t>x</m:t>
-            </m:r>
-          </m:e>
-        </m:d>
+        <m:r>
+          <m:rPr>
+            <m:sty m:val="p"/>
+          </m:rPr>
+          <m:t>(</m:t>
+        </m:r>
+        <m:r>
+          <m:t>x</m:t>
+        </m:r>
+        <m:r>
+          <m:rPr>
+            <m:sty m:val="p"/>
+          </m:rPr>
+          <m:t>)</m:t>
+        </m:r>
         <m:r>
           <m:rPr>
             <m:sty m:val="p"/>
           </m:rPr>
           <m:t>=</m:t>
         </m:r>
-        <m:d>
-          <m:dPr>
-            <m:begChr m:val="["/>
-            <m:sepChr m:val=""/>
-            <m:endChr m:val="]"/>
-            <m:grow/>
-          </m:dPr>
-          <m:e>
-            <m:r>
-              <m:rPr>
-                <m:sty m:val="p"/>
-              </m:rPr>
-              <m:t>−</m:t>
-            </m:r>
-            <m:r>
-              <m:t>1</m:t>
-            </m:r>
-            <m:r>
-              <m:rPr>
-                <m:sty m:val="p"/>
-              </m:rPr>
-              <m:t>,</m:t>
-            </m:r>
-            <m:r>
-              <m:t>1</m:t>
-            </m:r>
-            <m:r>
-              <m:rPr>
-                <m:sty m:val="p"/>
-              </m:rPr>
-              <m:t>,</m:t>
-            </m:r>
-            <m:r>
-              <m:rPr>
-                <m:sty m:val="p"/>
-              </m:rPr>
-              <m:t>−</m:t>
-            </m:r>
-            <m:r>
-              <m:t>1</m:t>
-            </m:r>
-            <m:r>
-              <m:rPr>
-                <m:sty m:val="p"/>
-              </m:rPr>
-              <m:t>,</m:t>
-            </m:r>
-            <m:r>
-              <m:rPr>
-                <m:sty m:val="p"/>
-              </m:rPr>
-              <m:t>−</m:t>
-            </m:r>
-            <m:r>
-              <m:t>1</m:t>
-            </m:r>
-          </m:e>
-        </m:d>
+        <m:r>
+          <m:rPr>
+            <m:sty m:val="p"/>
+          </m:rPr>
+          <m:t>[</m:t>
+        </m:r>
+        <m:r>
+          <m:rPr>
+            <m:sty m:val="p"/>
+          </m:rPr>
+          <m:t>−</m:t>
+        </m:r>
+        <m:r>
+          <m:t>1</m:t>
+        </m:r>
+        <m:r>
+          <m:rPr>
+            <m:sty m:val="p"/>
+          </m:rPr>
+          <m:t>,</m:t>
+        </m:r>
+        <m:r>
+          <m:t>1</m:t>
+        </m:r>
+        <m:r>
+          <m:rPr>
+            <m:sty m:val="p"/>
+          </m:rPr>
+          <m:t>,</m:t>
+        </m:r>
+        <m:r>
+          <m:rPr>
+            <m:sty m:val="p"/>
+          </m:rPr>
+          <m:t>−</m:t>
+        </m:r>
+        <m:r>
+          <m:t>1</m:t>
+        </m:r>
+        <m:r>
+          <m:rPr>
+            <m:sty m:val="p"/>
+          </m:rPr>
+          <m:t>,</m:t>
+        </m:r>
+        <m:r>
+          <m:rPr>
+            <m:sty m:val="p"/>
+          </m:rPr>
+          <m:t>−</m:t>
+        </m:r>
+        <m:r>
+          <m:t>1</m:t>
+        </m:r>
+        <m:r>
+          <m:rPr>
+            <m:sty m:val="p"/>
+          </m:rPr>
+          <m:t>]</m:t>
+        </m:r>
       </m:oMath>
     </w:p>
     <w:p>
@@ -4178,18 +4250,18 @@
           <wp:inline>
             <wp:extent cx="5334000" cy="4103076"/>
             <wp:effectExtent b="0" l="0" r="0" t="0"/>
-            <wp:docPr descr="" title="" id="23" name="Picture"/>
+            <wp:docPr descr="" title="" id="12" name="Picture"/>
             <a:graphic>
               <a:graphicData uri="http://schemas.openxmlformats.org/drawingml/2006/picture">
                 <pic:pic>
                   <pic:nvPicPr>
-                    <pic:cNvPr descr="index_files/figure-docx/cell-2-output-1.png" id="24" name="Picture"/>
+                    <pic:cNvPr descr="index_files/figure-docx/cell-2-output-1.png" id="13" name="Picture"/>
                     <pic:cNvPicPr>
                       <a:picLocks noChangeArrowheads="1" noChangeAspect="1"/>
                     </pic:cNvPicPr>
                   </pic:nvPicPr>
                   <pic:blipFill>
-                    <a:blip r:embed="rId22"/>
+                    <a:blip r:embed="rId11"/>
                     <a:stretch>
                       <a:fillRect/>
                     </a:stretch>
@@ -4225,18 +4297,18 @@
           <wp:inline>
             <wp:extent cx="5334000" cy="4157382"/>
             <wp:effectExtent b="0" l="0" r="0" t="0"/>
-            <wp:docPr descr="" title="" id="26" name="Picture"/>
+            <wp:docPr descr="" title="" id="15" name="Picture"/>
             <a:graphic>
               <a:graphicData uri="http://schemas.openxmlformats.org/drawingml/2006/picture">
                 <pic:pic>
                   <pic:nvPicPr>
-                    <pic:cNvPr descr="index_files/figure-docx/cell-2-output-2.png" id="27" name="Picture"/>
+                    <pic:cNvPr descr="index_files/figure-docx/cell-2-output-2.png" id="16" name="Picture"/>
                     <pic:cNvPicPr>
                       <a:picLocks noChangeArrowheads="1" noChangeAspect="1"/>
                     </pic:cNvPicPr>
                   </pic:nvPicPr>
                   <pic:blipFill>
-                    <a:blip r:embed="rId25"/>
+                    <a:blip r:embed="rId14"/>
                     <a:stretch>
                       <a:fillRect/>
                     </a:stretch>
@@ -4263,10 +4335,10 @@
         </w:drawing>
       </w:r>
     </w:p>
-    <w:bookmarkEnd w:id="28"/>
-    <w:bookmarkEnd w:id="29"/>
-    <w:bookmarkEnd w:id="30"/>
-    <w:bookmarkStart w:id="31" w:name="adaptive-boosting-adaboost-algorithm"/>
+    <w:bookmarkEnd w:id="17"/>
+    <w:bookmarkEnd w:id="18"/>
+    <w:bookmarkEnd w:id="19"/>
+    <w:bookmarkStart w:id="20" w:name="adaptive-boosting-adaboost-algorithm"/>
     <w:p>
       <w:pPr>
         <w:pStyle w:val="Heading2"/>
@@ -4488,19 +4560,21 @@
                   </m:r>
                 </m:sub>
               </m:sSub>
-              <m:d>
-                <m:dPr>
-                  <m:begChr m:val="("/>
-                  <m:sepChr m:val=""/>
-                  <m:endChr m:val=")"/>
-                  <m:grow/>
-                </m:dPr>
-                <m:e>
-                  <m:r>
-                    <m:t>x</m:t>
-                  </m:r>
-                </m:e>
-              </m:d>
+              <m:r>
+                <m:rPr>
+                  <m:sty m:val="p"/>
+                </m:rPr>
+                <m:t>(</m:t>
+              </m:r>
+              <m:r>
+                <m:t>x</m:t>
+              </m:r>
+              <m:r>
+                <m:rPr>
+                  <m:sty m:val="p"/>
+                </m:rPr>
+                <m:t>)</m:t>
+              </m:r>
             </m:oMath>
             <w:r>
               <w:t xml:space="preserve"> </w:t>
@@ -4622,73 +4696,77 @@
                     </m:nary>
                     <m:r>
                       <m:rPr>
+                        <m:scr m:val="double-struck"/>
                         <m:sty m:val="p"/>
-                        <m:scr m:val="double-struck"/>
                       </m:rPr>
                       <m:t>1</m:t>
                     </m:r>
-                    <m:d>
-                      <m:dPr>
-                        <m:begChr m:val="("/>
-                        <m:sepChr m:val=""/>
-                        <m:endChr m:val=")"/>
-                        <m:grow/>
-                      </m:dPr>
+                    <m:r>
+                      <m:rPr>
+                        <m:sty m:val="p"/>
+                      </m:rPr>
+                      <m:t>(</m:t>
+                    </m:r>
+                    <m:sSub>
                       <m:e>
-                        <m:sSub>
-                          <m:e>
-                            <m:r>
-                              <m:t>y</m:t>
-                            </m:r>
-                          </m:e>
-                          <m:sub>
-                            <m:r>
-                              <m:t>i</m:t>
-                            </m:r>
-                          </m:sub>
-                        </m:sSub>
                         <m:r>
-                          <m:rPr>
-                            <m:sty m:val="p"/>
-                          </m:rPr>
-                          <m:t>≠</m:t>
+                          <m:t>y</m:t>
                         </m:r>
-                        <m:sSub>
-                          <m:e>
-                            <m:r>
-                              <m:t>G</m:t>
-                            </m:r>
-                          </m:e>
-                          <m:sub>
-                            <m:r>
-                              <m:t>m</m:t>
-                            </m:r>
-                          </m:sub>
-                        </m:sSub>
-                        <m:d>
-                          <m:dPr>
-                            <m:begChr m:val="("/>
-                            <m:sepChr m:val=""/>
-                            <m:endChr m:val=")"/>
-                            <m:grow/>
-                          </m:dPr>
-                          <m:e>
-                            <m:sSub>
-                              <m:e>
-                                <m:r>
-                                  <m:t>x</m:t>
-                                </m:r>
-                              </m:e>
-                              <m:sub>
-                                <m:r>
-                                  <m:t>i</m:t>
-                                </m:r>
-                              </m:sub>
-                            </m:sSub>
-                          </m:e>
-                        </m:d>
                       </m:e>
-                    </m:d>
+                      <m:sub>
+                        <m:r>
+                          <m:t>i</m:t>
+                        </m:r>
+                      </m:sub>
+                    </m:sSub>
+                    <m:r>
+                      <m:rPr>
+                        <m:sty m:val="p"/>
+                      </m:rPr>
+                      <m:t>≠</m:t>
+                    </m:r>
+                    <m:sSub>
+                      <m:e>
+                        <m:r>
+                          <m:t>G</m:t>
+                        </m:r>
+                      </m:e>
+                      <m:sub>
+                        <m:r>
+                          <m:t>m</m:t>
+                        </m:r>
+                      </m:sub>
+                    </m:sSub>
+                    <m:r>
+                      <m:rPr>
+                        <m:sty m:val="p"/>
+                      </m:rPr>
+                      <m:t>(</m:t>
+                    </m:r>
+                    <m:sSub>
+                      <m:e>
+                        <m:r>
+                          <m:t>x</m:t>
+                        </m:r>
+                      </m:e>
+                      <m:sub>
+                        <m:r>
+                          <m:t>i</m:t>
+                        </m:r>
+                      </m:sub>
+                    </m:sSub>
+                    <m:r>
+                      <m:rPr>
+                        <m:sty m:val="p"/>
+                      </m:rPr>
+                      <m:t>)</m:t>
+                    </m:r>
+                    <m:r>
+                      <m:rPr>
+                        <m:sty m:val="p"/>
+                      </m:rPr>
+                      <m:t>)</m:t>
+                    </m:r>
                   </m:num>
                   <m:den>
                     <m:nary>
@@ -4862,19 +4940,21 @@
               <m:r>
                 <m:t>G</m:t>
               </m:r>
-              <m:d>
-                <m:dPr>
-                  <m:begChr m:val="("/>
-                  <m:sepChr m:val=""/>
-                  <m:endChr m:val=")"/>
-                  <m:grow/>
-                </m:dPr>
-                <m:e>
-                  <m:r>
-                    <m:t>x</m:t>
-                  </m:r>
-                </m:e>
-              </m:d>
+              <m:r>
+                <m:rPr>
+                  <m:sty m:val="p"/>
+                </m:rPr>
+                <m:t>(</m:t>
+              </m:r>
+              <m:r>
+                <m:t>x</m:t>
+              </m:r>
+              <m:r>
+                <m:rPr>
+                  <m:sty m:val="p"/>
+                </m:rPr>
+                <m:t>)</m:t>
+              </m:r>
               <m:r>
                 <m:rPr>
                   <m:sty m:val="p"/>
@@ -4949,19 +5029,21 @@
                       </m:r>
                     </m:sub>
                   </m:sSub>
-                  <m:d>
-                    <m:dPr>
-                      <m:begChr m:val="("/>
-                      <m:sepChr m:val=""/>
-                      <m:endChr m:val=")"/>
-                      <m:grow/>
-                    </m:dPr>
-                    <m:e>
-                      <m:r>
-                        <m:t>x</m:t>
-                      </m:r>
-                    </m:e>
-                  </m:d>
+                  <m:r>
+                    <m:rPr>
+                      <m:sty m:val="p"/>
+                    </m:rPr>
+                    <m:t>(</m:t>
+                  </m:r>
+                  <m:r>
+                    <m:t>x</m:t>
+                  </m:r>
+                  <m:r>
+                    <m:rPr>
+                      <m:sty m:val="p"/>
+                    </m:rPr>
+                    <m:t>)</m:t>
+                  </m:r>
                 </m:e>
               </m:d>
             </m:oMath>
@@ -4985,8 +5067,8 @@
         <w:t xml:space="preserve">Thanks for reading this.</w:t>
       </w:r>
     </w:p>
-    <w:bookmarkEnd w:id="31"/>
-    <w:bookmarkStart w:id="33" w:name="reference"/>
+    <w:bookmarkEnd w:id="20"/>
+    <w:bookmarkStart w:id="22" w:name="reference"/>
     <w:p>
       <w:pPr>
         <w:pStyle w:val="Heading2"/>
@@ -5070,8 +5152,8 @@
         <w:t xml:space="preserve"> </w:t>
       </w:r>
     </w:p>
-    <w:bookmarkStart w:id="32" w:name="fb-root"/>
-    <w:bookmarkEnd w:id="32"/>
+    <w:bookmarkStart w:id="21" w:name="fb-root"/>
+    <w:bookmarkEnd w:id="21"/>
     <w:p>
       <w:pPr>
         <w:pStyle w:val="BodyText"/>
@@ -5084,7 +5166,7 @@
         <w:t xml:space="preserve">You may also like</w:t>
       </w:r>
     </w:p>
-    <w:bookmarkEnd w:id="33"/>
+    <w:bookmarkEnd w:id="22"/>
     <w:sectPr>
       <w:footnotePr>
         <w:numRestart w:val="eachSect"/>
@@ -5463,10 +5545,10 @@
   <w:docDefaults>
     <w:rPrDefault>
       <w:rPr>
-        <w:rFonts w:asciiTheme="minorHAnsi" w:cstheme="minorBidi" w:eastAsiaTheme="minorHAnsi" w:hAnsiTheme="minorHAnsi"/>
+        <w:rFonts w:asciiTheme="minorHAnsi" w:cstheme="minorBidi" w:eastAsiaTheme="minorEastAsia" w:hAnsiTheme="minorHAnsi"/>
         <w:sz w:val="24"/>
         <w:szCs w:val="24"/>
-        <w:lang w:bidi="ar-SA" w:eastAsia="en-US" w:val="en-US"/>
+        <w:lang w:bidi="ar-SA" w:eastAsia="zh-CN" w:val="en-US"/>
       </w:rPr>
     </w:rPrDefault>
     <w:pPrDefault>
@@ -6007,13 +6089,6 @@
       </w:tblCellMar>
     </w:tblPr>
     <w:tblStylePr w:type="firstRow">
-      <w:tblPr>
-        <w:jc w:val="left"/>
-        <w:tblInd w:type="dxa" w:w="0"/>
-      </w:tblPr>
-      <w:trPr>
-        <w:jc w:val="left"/>
-      </w:trPr>
       <w:tcPr>
         <w:tcBorders>
           <w:bottom w:val="single"/>

--- a/posts/adaboost/index.docx
+++ b/posts/adaboost/index.docx
@@ -5068,7 +5068,7 @@
       </w:r>
     </w:p>
     <w:bookmarkEnd w:id="20"/>
-    <w:bookmarkStart w:id="22" w:name="reference"/>
+    <w:bookmarkStart w:id="21" w:name="reference"/>
     <w:p>
       <w:pPr>
         <w:pStyle w:val="Heading2"/>
@@ -5110,63 +5110,10 @@
           <w:b/>
           <w:bCs/>
         </w:rPr>
-        <w:t xml:space="preserve">Share on</w:t>
-      </w:r>
-    </w:p>
-    <w:p>
-      <w:pPr>
-        <w:pStyle w:val="BodyText"/>
-      </w:pPr>
-    </w:p>
-    <w:p>
-      <w:pPr>
-        <w:pStyle w:val="BodyText"/>
-      </w:pPr>
-      <w:r>
-        <w:t xml:space="preserve"> </w:t>
-      </w:r>
-    </w:p>
-    <w:p>
-      <w:pPr>
-        <w:pStyle w:val="BodyText"/>
-      </w:pPr>
-    </w:p>
-    <w:p>
-      <w:pPr>
-        <w:pStyle w:val="BodyText"/>
-      </w:pPr>
-      <w:r>
-        <w:t xml:space="preserve"> </w:t>
-      </w:r>
-    </w:p>
-    <w:p>
-      <w:pPr>
-        <w:pStyle w:val="BodyText"/>
-      </w:pPr>
-    </w:p>
-    <w:p>
-      <w:pPr>
-        <w:pStyle w:val="BodyText"/>
-      </w:pPr>
-      <w:r>
-        <w:t xml:space="preserve"> </w:t>
-      </w:r>
-    </w:p>
-    <w:bookmarkStart w:id="21" w:name="fb-root"/>
+        <w:t xml:space="preserve">You may also like</w:t>
+      </w:r>
+    </w:p>
     <w:bookmarkEnd w:id="21"/>
-    <w:p>
-      <w:pPr>
-        <w:pStyle w:val="BodyText"/>
-      </w:pPr>
-      <w:r>
-        <w:rPr>
-          <w:b/>
-          <w:bCs/>
-        </w:rPr>
-        <w:t xml:space="preserve">You may also like</w:t>
-      </w:r>
-    </w:p>
-    <w:bookmarkEnd w:id="22"/>
     <w:sectPr>
       <w:footnotePr>
         <w:numRestart w:val="eachSect"/>
